--- a/lessons/9-1/downloads/reveal/teacher/9.1-exit-tickets.docx
+++ b/lessons/9-1/downloads/reveal/teacher/9.1-exit-tickets.docx
@@ -4,6 +4,7 @@
   <w:body>
     <w:p>
       <w:pPr>
+        <w:pStyle w:val="Heading1"/>
         <w:tabs>
           <w:tab w:val="left" w:pos="5200"/>
           <w:tab w:val="right" w:leader="underscore" w:pos="9504"/>
@@ -34,7 +35,7 @@
         <w:rPr>
           <w:rFonts w:ascii="Avenir Next" w:hAnsi="Avenir Next" w:cs="Avenir Next" w:eastAsia="Avenir Next"/>
           <w:color w:val="1A1A1A"/>
-          <w:sz w:val="18"/>
+          <w:sz w:val="22"/>
           <w:szCs w:val="18"/>
         </w:rPr>
         <w:t xml:space="preserve">Name</w:t>
@@ -119,25 +120,25 @@
                 <w:rFonts w:ascii="Avenir Next" w:hAnsi="Avenir Next" w:cs="Avenir Next" w:eastAsia="Avenir Next"/>
                 <w:b/>
                 <w:color w:val="1A1A1A"/>
+                <w:sz w:val="22"/>
+                <w:szCs w:val="20"/>
+              </w:rPr>
+              <w:t xml:space="preserve">1.</w:t>
+            </w:r>
+            <w:r>
+              <w:rPr>
+                <w:rFonts w:ascii="Avenir Next" w:hAnsi="Avenir Next" w:cs="Avenir Next" w:eastAsia="Avenir Next"/>
+                <w:color w:val="1A1A1A"/>
                 <w:sz w:val="20"/>
                 <w:szCs w:val="20"/>
               </w:rPr>
-              <w:t xml:space="preserve">1.</w:t>
-            </w:r>
-            <w:r>
-              <w:rPr>
-                <w:rFonts w:ascii="Avenir Next" w:hAnsi="Avenir Next" w:cs="Avenir Next" w:eastAsia="Avenir Next"/>
-                <w:color w:val="1A1A1A"/>
-                <w:sz w:val="20"/>
-                <w:szCs w:val="20"/>
-              </w:rPr>
               <w:tab/>
             </w:r>
             <w:r>
               <w:rPr>
                 <w:rFonts w:ascii="Avenir Next" w:hAnsi="Avenir Next" w:cs="Avenir Next" w:eastAsia="Avenir Next"/>
                 <w:color w:val="1A1A1A"/>
-                <w:sz w:val="20"/>
+                <w:sz w:val="22"/>
                 <w:szCs w:val="20"/>
               </w:rPr>
               <w:t xml:space="preserve">Name the independent variable in each pair.</w:t>
@@ -192,25 +193,25 @@
                       <w:rFonts w:ascii="Avenir Next" w:hAnsi="Avenir Next" w:cs="Avenir Next" w:eastAsia="Avenir Next"/>
                       <w:b/>
                       <w:color w:val="003A70"/>
+                      <w:sz w:val="22"/>
+                      <w:szCs w:val="20"/>
+                    </w:rPr>
+                    <w:t xml:space="preserve">a.</w:t>
+                  </w:r>
+                  <w:r>
+                    <w:rPr>
+                      <w:rFonts w:ascii="Avenir Next" w:hAnsi="Avenir Next" w:cs="Avenir Next" w:eastAsia="Avenir Next"/>
+                      <w:color w:val="1A1A1A"/>
                       <w:sz w:val="20"/>
                       <w:szCs w:val="20"/>
                     </w:rPr>
-                    <w:t xml:space="preserve">a.</w:t>
-                  </w:r>
-                  <w:r>
-                    <w:rPr>
-                      <w:rFonts w:ascii="Avenir Next" w:hAnsi="Avenir Next" w:cs="Avenir Next" w:eastAsia="Avenir Next"/>
-                      <w:color w:val="1A1A1A"/>
-                      <w:sz w:val="20"/>
-                      <w:szCs w:val="20"/>
-                    </w:rPr>
                     <w:tab/>
                   </w:r>
                   <w:r>
                     <w:rPr>
                       <w:rFonts w:ascii="Avenir Next" w:hAnsi="Avenir Next" w:cs="Avenir Next" w:eastAsia="Avenir Next"/>
                       <w:color w:val="1A1A1A"/>
-                      <w:sz w:val="20"/>
+                      <w:sz w:val="22"/>
                       <w:szCs w:val="20"/>
                     </w:rPr>
                     <w:t xml:space="preserve">money earned, hours worked</w:t>
@@ -254,25 +255,25 @@
                       <w:rFonts w:ascii="Avenir Next" w:hAnsi="Avenir Next" w:cs="Avenir Next" w:eastAsia="Avenir Next"/>
                       <w:b/>
                       <w:color w:val="003A70"/>
+                      <w:sz w:val="22"/>
+                      <w:szCs w:val="20"/>
+                    </w:rPr>
+                    <w:t xml:space="preserve">b.</w:t>
+                  </w:r>
+                  <w:r>
+                    <w:rPr>
+                      <w:rFonts w:ascii="Avenir Next" w:hAnsi="Avenir Next" w:cs="Avenir Next" w:eastAsia="Avenir Next"/>
+                      <w:color w:val="1A1A1A"/>
                       <w:sz w:val="20"/>
                       <w:szCs w:val="20"/>
                     </w:rPr>
-                    <w:t xml:space="preserve">b.</w:t>
-                  </w:r>
-                  <w:r>
-                    <w:rPr>
-                      <w:rFonts w:ascii="Avenir Next" w:hAnsi="Avenir Next" w:cs="Avenir Next" w:eastAsia="Avenir Next"/>
-                      <w:color w:val="1A1A1A"/>
-                      <w:sz w:val="20"/>
-                      <w:szCs w:val="20"/>
-                    </w:rPr>
                     <w:tab/>
                   </w:r>
                   <w:r>
                     <w:rPr>
                       <w:rFonts w:ascii="Avenir Next" w:hAnsi="Avenir Next" w:cs="Avenir Next" w:eastAsia="Avenir Next"/>
                       <w:color w:val="1A1A1A"/>
-                      <w:sz w:val="20"/>
+                      <w:sz w:val="22"/>
                       <w:szCs w:val="20"/>
                     </w:rPr>
                     <w:t xml:space="preserve">hours studied, test score</w:t>
@@ -365,25 +366,25 @@
                 <w:rFonts w:ascii="Avenir Next" w:hAnsi="Avenir Next" w:cs="Avenir Next" w:eastAsia="Avenir Next"/>
                 <w:b/>
                 <w:color w:val="1A1A1A"/>
+                <w:sz w:val="22"/>
+                <w:szCs w:val="20"/>
+              </w:rPr>
+              <w:t xml:space="preserve">2.</w:t>
+            </w:r>
+            <w:r>
+              <w:rPr>
+                <w:rFonts w:ascii="Avenir Next" w:hAnsi="Avenir Next" w:cs="Avenir Next" w:eastAsia="Avenir Next"/>
+                <w:color w:val="1A1A1A"/>
                 <w:sz w:val="20"/>
                 <w:szCs w:val="20"/>
               </w:rPr>
-              <w:t xml:space="preserve">2.</w:t>
-            </w:r>
-            <w:r>
-              <w:rPr>
-                <w:rFonts w:ascii="Avenir Next" w:hAnsi="Avenir Next" w:cs="Avenir Next" w:eastAsia="Avenir Next"/>
-                <w:color w:val="1A1A1A"/>
-                <w:sz w:val="20"/>
-                <w:szCs w:val="20"/>
-              </w:rPr>
               <w:tab/>
             </w:r>
             <w:r>
               <w:rPr>
                 <w:rFonts w:ascii="Avenir Next" w:hAnsi="Avenir Next" w:cs="Avenir Next" w:eastAsia="Avenir Next"/>
                 <w:color w:val="1A1A1A"/>
-                <w:sz w:val="20"/>
+                <w:sz w:val="22"/>
                 <w:szCs w:val="20"/>
               </w:rPr>
               <w:t xml:space="preserve">A graph shows the cost of apples and the pounds bought.</w:t>
@@ -403,25 +404,25 @@
                 <w:rFonts w:ascii="Avenir Next" w:hAnsi="Avenir Next" w:cs="Avenir Next" w:eastAsia="Avenir Next"/>
                 <w:b/>
                 <w:color w:val="003A70"/>
+                <w:sz w:val="22"/>
+                <w:szCs w:val="20"/>
+              </w:rPr>
+              <w:t xml:space="preserve">a.</w:t>
+            </w:r>
+            <w:r>
+              <w:rPr>
+                <w:rFonts w:ascii="Avenir Next" w:hAnsi="Avenir Next" w:cs="Avenir Next" w:eastAsia="Avenir Next"/>
+                <w:color w:val="1A1A1A"/>
                 <w:sz w:val="20"/>
                 <w:szCs w:val="20"/>
               </w:rPr>
-              <w:t xml:space="preserve">a.</w:t>
-            </w:r>
-            <w:r>
-              <w:rPr>
-                <w:rFonts w:ascii="Avenir Next" w:hAnsi="Avenir Next" w:cs="Avenir Next" w:eastAsia="Avenir Next"/>
-                <w:color w:val="1A1A1A"/>
-                <w:sz w:val="20"/>
-                <w:szCs w:val="20"/>
-              </w:rPr>
               <w:tab/>
             </w:r>
             <w:r>
               <w:rPr>
                 <w:rFonts w:ascii="Avenir Next" w:hAnsi="Avenir Next" w:cs="Avenir Next" w:eastAsia="Avenir Next"/>
                 <w:color w:val="1A1A1A"/>
-                <w:sz w:val="20"/>
+                <w:sz w:val="22"/>
                 <w:szCs w:val="20"/>
               </w:rPr>
               <w:t xml:space="preserve">Which variable goes on the </w:t>
@@ -431,7 +432,7 @@
                 <w:rFonts w:ascii="Avenir Next" w:hAnsi="Avenir Next" w:cs="Avenir Next" w:eastAsia="Avenir Next"/>
                 <w:i/>
                 <w:color w:val="1A1A1A"/>
-                <w:sz w:val="20"/>
+                <w:sz w:val="22"/>
                 <w:szCs w:val="20"/>
               </w:rPr>
               <w:t xml:space="preserve">x</w:t>
@@ -440,7 +441,7 @@
               <w:rPr>
                 <w:rFonts w:ascii="Avenir Next" w:hAnsi="Avenir Next" w:cs="Avenir Next" w:eastAsia="Avenir Next"/>
                 <w:color w:val="1A1A1A"/>
-                <w:sz w:val="20"/>
+                <w:sz w:val="22"/>
                 <w:szCs w:val="20"/>
               </w:rPr>
               <w:t xml:space="preserve">-axis?</w:t>
@@ -479,25 +480,25 @@
                 <w:rFonts w:ascii="Avenir Next" w:hAnsi="Avenir Next" w:cs="Avenir Next" w:eastAsia="Avenir Next"/>
                 <w:b/>
                 <w:color w:val="003A70"/>
+                <w:sz w:val="22"/>
+                <w:szCs w:val="20"/>
+              </w:rPr>
+              <w:t xml:space="preserve">b.</w:t>
+            </w:r>
+            <w:r>
+              <w:rPr>
+                <w:rFonts w:ascii="Avenir Next" w:hAnsi="Avenir Next" w:cs="Avenir Next" w:eastAsia="Avenir Next"/>
+                <w:color w:val="1A1A1A"/>
                 <w:sz w:val="20"/>
                 <w:szCs w:val="20"/>
               </w:rPr>
-              <w:t xml:space="preserve">b.</w:t>
-            </w:r>
-            <w:r>
-              <w:rPr>
-                <w:rFonts w:ascii="Avenir Next" w:hAnsi="Avenir Next" w:cs="Avenir Next" w:eastAsia="Avenir Next"/>
-                <w:color w:val="1A1A1A"/>
-                <w:sz w:val="20"/>
-                <w:szCs w:val="20"/>
-              </w:rPr>
               <w:tab/>
             </w:r>
             <w:r>
               <w:rPr>
                 <w:rFonts w:ascii="Avenir Next" w:hAnsi="Avenir Next" w:cs="Avenir Next" w:eastAsia="Avenir Next"/>
                 <w:color w:val="1A1A1A"/>
-                <w:sz w:val="20"/>
+                <w:sz w:val="22"/>
                 <w:szCs w:val="20"/>
               </w:rPr>
               <w:t xml:space="preserve">Which goes on the </w:t>
@@ -507,7 +508,7 @@
                 <w:rFonts w:ascii="Avenir Next" w:hAnsi="Avenir Next" w:cs="Avenir Next" w:eastAsia="Avenir Next"/>
                 <w:i/>
                 <w:color w:val="1A1A1A"/>
-                <w:sz w:val="20"/>
+                <w:sz w:val="22"/>
                 <w:szCs w:val="20"/>
               </w:rPr>
               <w:t xml:space="preserve">y</w:t>
@@ -516,7 +517,7 @@
               <w:rPr>
                 <w:rFonts w:ascii="Avenir Next" w:hAnsi="Avenir Next" w:cs="Avenir Next" w:eastAsia="Avenir Next"/>
                 <w:color w:val="1A1A1A"/>
-                <w:sz w:val="20"/>
+                <w:sz w:val="22"/>
                 <w:szCs w:val="20"/>
               </w:rPr>
               <w:t xml:space="preserve">-axis?</w:t>
@@ -601,25 +602,25 @@
                 <w:rFonts w:ascii="Avenir Next" w:hAnsi="Avenir Next" w:cs="Avenir Next" w:eastAsia="Avenir Next"/>
                 <w:b/>
                 <w:color w:val="1A1A1A"/>
+                <w:sz w:val="22"/>
+                <w:szCs w:val="20"/>
+              </w:rPr>
+              <w:t xml:space="preserve">3.</w:t>
+            </w:r>
+            <w:r>
+              <w:rPr>
+                <w:rFonts w:ascii="Avenir Next" w:hAnsi="Avenir Next" w:cs="Avenir Next" w:eastAsia="Avenir Next"/>
+                <w:color w:val="1A1A1A"/>
                 <w:sz w:val="20"/>
                 <w:szCs w:val="20"/>
               </w:rPr>
-              <w:t xml:space="preserve">3.</w:t>
-            </w:r>
-            <w:r>
-              <w:rPr>
-                <w:rFonts w:ascii="Avenir Next" w:hAnsi="Avenir Next" w:cs="Avenir Next" w:eastAsia="Avenir Next"/>
-                <w:color w:val="1A1A1A"/>
-                <w:sz w:val="20"/>
-                <w:szCs w:val="20"/>
-              </w:rPr>
               <w:tab/>
             </w:r>
             <w:r>
               <w:rPr>
                 <w:rFonts w:ascii="Avenir Next" w:hAnsi="Avenir Next" w:cs="Avenir Next" w:eastAsia="Avenir Next"/>
                 <w:color w:val="1A1A1A"/>
-                <w:sz w:val="20"/>
+                <w:sz w:val="22"/>
                 <w:szCs w:val="20"/>
               </w:rPr>
               <w:t xml:space="preserve">In “temperature outside and ice creams sold,” the dependent variable is —</w:t>
@@ -673,25 +674,25 @@
                       <w:rFonts w:ascii="Avenir Next" w:hAnsi="Avenir Next" w:cs="Avenir Next" w:eastAsia="Avenir Next"/>
                       <w:b/>
                       <w:color w:val="003A70"/>
+                      <w:sz w:val="22"/>
+                      <w:szCs w:val="19"/>
+                    </w:rPr>
+                    <w:t xml:space="preserve">A</w:t>
+                  </w:r>
+                  <w:r>
+                    <w:rPr>
+                      <w:rFonts w:ascii="Avenir Next" w:hAnsi="Avenir Next" w:cs="Avenir Next" w:eastAsia="Avenir Next"/>
+                      <w:color w:val="1A1A1A"/>
                       <w:sz w:val="19"/>
                       <w:szCs w:val="19"/>
                     </w:rPr>
-                    <w:t xml:space="preserve">A</w:t>
-                  </w:r>
-                  <w:r>
-                    <w:rPr>
-                      <w:rFonts w:ascii="Avenir Next" w:hAnsi="Avenir Next" w:cs="Avenir Next" w:eastAsia="Avenir Next"/>
-                      <w:color w:val="1A1A1A"/>
-                      <w:sz w:val="19"/>
-                      <w:szCs w:val="19"/>
-                    </w:rPr>
                     <w:tab/>
                   </w:r>
                   <w:r>
                     <w:rPr>
                       <w:rFonts w:ascii="Avenir Next" w:hAnsi="Avenir Next" w:cs="Avenir Next" w:eastAsia="Avenir Next"/>
                       <w:color w:val="1A1A1A"/>
-                      <w:sz w:val="19"/>
+                      <w:sz w:val="22"/>
                       <w:szCs w:val="19"/>
                     </w:rPr>
                     <w:t xml:space="preserve">temperature outside</w:t>
@@ -716,25 +717,25 @@
                       <w:rFonts w:ascii="Avenir Next" w:hAnsi="Avenir Next" w:cs="Avenir Next" w:eastAsia="Avenir Next"/>
                       <w:b/>
                       <w:color w:val="003A70"/>
+                      <w:sz w:val="22"/>
+                      <w:szCs w:val="19"/>
+                    </w:rPr>
+                    <w:t xml:space="preserve">B</w:t>
+                  </w:r>
+                  <w:r>
+                    <w:rPr>
+                      <w:rFonts w:ascii="Avenir Next" w:hAnsi="Avenir Next" w:cs="Avenir Next" w:eastAsia="Avenir Next"/>
+                      <w:color w:val="1A1A1A"/>
                       <w:sz w:val="19"/>
                       <w:szCs w:val="19"/>
                     </w:rPr>
-                    <w:t xml:space="preserve">B</w:t>
-                  </w:r>
-                  <w:r>
-                    <w:rPr>
-                      <w:rFonts w:ascii="Avenir Next" w:hAnsi="Avenir Next" w:cs="Avenir Next" w:eastAsia="Avenir Next"/>
-                      <w:color w:val="1A1A1A"/>
-                      <w:sz w:val="19"/>
-                      <w:szCs w:val="19"/>
-                    </w:rPr>
                     <w:tab/>
                   </w:r>
                   <w:r>
                     <w:rPr>
                       <w:rFonts w:ascii="Avenir Next" w:hAnsi="Avenir Next" w:cs="Avenir Next" w:eastAsia="Avenir Next"/>
                       <w:color w:val="1A1A1A"/>
-                      <w:sz w:val="19"/>
+                      <w:sz w:val="22"/>
                       <w:szCs w:val="19"/>
                     </w:rPr>
                     <w:t xml:space="preserve">ice creams sold</w:t>
@@ -764,25 +765,25 @@
                       <w:rFonts w:ascii="Avenir Next" w:hAnsi="Avenir Next" w:cs="Avenir Next" w:eastAsia="Avenir Next"/>
                       <w:b/>
                       <w:color w:val="003A70"/>
+                      <w:sz w:val="22"/>
+                      <w:szCs w:val="19"/>
+                    </w:rPr>
+                    <w:t xml:space="preserve">C</w:t>
+                  </w:r>
+                  <w:r>
+                    <w:rPr>
+                      <w:rFonts w:ascii="Avenir Next" w:hAnsi="Avenir Next" w:cs="Avenir Next" w:eastAsia="Avenir Next"/>
+                      <w:color w:val="1A1A1A"/>
                       <w:sz w:val="19"/>
                       <w:szCs w:val="19"/>
                     </w:rPr>
-                    <w:t xml:space="preserve">C</w:t>
-                  </w:r>
-                  <w:r>
-                    <w:rPr>
-                      <w:rFonts w:ascii="Avenir Next" w:hAnsi="Avenir Next" w:cs="Avenir Next" w:eastAsia="Avenir Next"/>
-                      <w:color w:val="1A1A1A"/>
-                      <w:sz w:val="19"/>
-                      <w:szCs w:val="19"/>
-                    </w:rPr>
                     <w:tab/>
                   </w:r>
                   <w:r>
                     <w:rPr>
                       <w:rFonts w:ascii="Avenir Next" w:hAnsi="Avenir Next" w:cs="Avenir Next" w:eastAsia="Avenir Next"/>
                       <w:color w:val="1A1A1A"/>
-                      <w:sz w:val="19"/>
+                      <w:sz w:val="22"/>
                       <w:szCs w:val="19"/>
                     </w:rPr>
                     <w:t xml:space="preserve">both</w:t>
@@ -807,25 +808,25 @@
                       <w:rFonts w:ascii="Avenir Next" w:hAnsi="Avenir Next" w:cs="Avenir Next" w:eastAsia="Avenir Next"/>
                       <w:b/>
                       <w:color w:val="003A70"/>
+                      <w:sz w:val="22"/>
+                      <w:szCs w:val="19"/>
+                    </w:rPr>
+                    <w:t xml:space="preserve">D</w:t>
+                  </w:r>
+                  <w:r>
+                    <w:rPr>
+                      <w:rFonts w:ascii="Avenir Next" w:hAnsi="Avenir Next" w:cs="Avenir Next" w:eastAsia="Avenir Next"/>
+                      <w:color w:val="1A1A1A"/>
                       <w:sz w:val="19"/>
                       <w:szCs w:val="19"/>
                     </w:rPr>
-                    <w:t xml:space="preserve">D</w:t>
-                  </w:r>
-                  <w:r>
-                    <w:rPr>
-                      <w:rFonts w:ascii="Avenir Next" w:hAnsi="Avenir Next" w:cs="Avenir Next" w:eastAsia="Avenir Next"/>
-                      <w:color w:val="1A1A1A"/>
-                      <w:sz w:val="19"/>
-                      <w:szCs w:val="19"/>
-                    </w:rPr>
                     <w:tab/>
                   </w:r>
                   <w:r>
                     <w:rPr>
                       <w:rFonts w:ascii="Avenir Next" w:hAnsi="Avenir Next" w:cs="Avenir Next" w:eastAsia="Avenir Next"/>
                       <w:color w:val="1A1A1A"/>
-                      <w:sz w:val="19"/>
+                      <w:sz w:val="22"/>
                       <w:szCs w:val="19"/>
                     </w:rPr>
                     <w:t xml:space="preserve">neither</w:t>
@@ -875,7 +876,7 @@
         <w:rPr>
           <w:rFonts w:ascii="Avenir Next" w:hAnsi="Avenir Next" w:cs="Avenir Next" w:eastAsia="Avenir Next"/>
           <w:color w:val="1A1A1A"/>
-          <w:sz w:val="17"/>
+          <w:sz w:val="22"/>
           <w:szCs w:val="17"/>
         </w:rPr>
         <w:t xml:space="preserve">  I got it</w:t>
@@ -893,7 +894,7 @@
         <w:rPr>
           <w:rFonts w:ascii="Avenir Next" w:hAnsi="Avenir Next" w:cs="Avenir Next" w:eastAsia="Avenir Next"/>
           <w:color w:val="1A1A1A"/>
-          <w:sz w:val="17"/>
+          <w:sz w:val="22"/>
           <w:szCs w:val="17"/>
         </w:rPr>
         <w:t xml:space="preserve">  Almost</w:t>
@@ -911,7 +912,7 @@
         <w:rPr>
           <w:rFonts w:ascii="Avenir Next" w:hAnsi="Avenir Next" w:cs="Avenir Next" w:eastAsia="Avenir Next"/>
           <w:color w:val="1A1A1A"/>
-          <w:sz w:val="17"/>
+          <w:sz w:val="22"/>
           <w:szCs w:val="17"/>
         </w:rPr>
         <w:t xml:space="preserve">  I need help</w:t>
@@ -968,7 +969,7 @@
         <w:rPr>
           <w:rFonts w:ascii="Avenir Next" w:hAnsi="Avenir Next" w:cs="Avenir Next" w:eastAsia="Avenir Next"/>
           <w:color w:val="1A1A1A"/>
-          <w:sz w:val="18"/>
+          <w:sz w:val="22"/>
           <w:szCs w:val="18"/>
         </w:rPr>
         <w:t xml:space="preserve">Name</w:t>
@@ -1053,25 +1054,25 @@
                 <w:rFonts w:ascii="Avenir Next" w:hAnsi="Avenir Next" w:cs="Avenir Next" w:eastAsia="Avenir Next"/>
                 <w:b/>
                 <w:color w:val="1A1A1A"/>
+                <w:sz w:val="22"/>
+                <w:szCs w:val="20"/>
+              </w:rPr>
+              <w:t xml:space="preserve">1.</w:t>
+            </w:r>
+            <w:r>
+              <w:rPr>
+                <w:rFonts w:ascii="Avenir Next" w:hAnsi="Avenir Next" w:cs="Avenir Next" w:eastAsia="Avenir Next"/>
+                <w:color w:val="1A1A1A"/>
                 <w:sz w:val="20"/>
                 <w:szCs w:val="20"/>
               </w:rPr>
-              <w:t xml:space="preserve">1.</w:t>
-            </w:r>
-            <w:r>
-              <w:rPr>
-                <w:rFonts w:ascii="Avenir Next" w:hAnsi="Avenir Next" w:cs="Avenir Next" w:eastAsia="Avenir Next"/>
-                <w:color w:val="1A1A1A"/>
-                <w:sz w:val="20"/>
-                <w:szCs w:val="20"/>
-              </w:rPr>
               <w:tab/>
             </w:r>
             <w:r>
               <w:rPr>
                 <w:rFonts w:ascii="Avenir Next" w:hAnsi="Avenir Next" w:cs="Avenir Next" w:eastAsia="Avenir Next"/>
                 <w:color w:val="1A1A1A"/>
-                <w:sz w:val="20"/>
+                <w:sz w:val="22"/>
                 <w:szCs w:val="20"/>
               </w:rPr>
               <w:t xml:space="preserve">Name the independent variable in each pair.</w:t>
@@ -1126,25 +1127,25 @@
                       <w:rFonts w:ascii="Avenir Next" w:hAnsi="Avenir Next" w:cs="Avenir Next" w:eastAsia="Avenir Next"/>
                       <w:b/>
                       <w:color w:val="003A70"/>
+                      <w:sz w:val="22"/>
+                      <w:szCs w:val="20"/>
+                    </w:rPr>
+                    <w:t xml:space="preserve">a.</w:t>
+                  </w:r>
+                  <w:r>
+                    <w:rPr>
+                      <w:rFonts w:ascii="Avenir Next" w:hAnsi="Avenir Next" w:cs="Avenir Next" w:eastAsia="Avenir Next"/>
+                      <w:color w:val="1A1A1A"/>
                       <w:sz w:val="20"/>
                       <w:szCs w:val="20"/>
                     </w:rPr>
-                    <w:t xml:space="preserve">a.</w:t>
-                  </w:r>
-                  <w:r>
-                    <w:rPr>
-                      <w:rFonts w:ascii="Avenir Next" w:hAnsi="Avenir Next" w:cs="Avenir Next" w:eastAsia="Avenir Next"/>
-                      <w:color w:val="1A1A1A"/>
-                      <w:sz w:val="20"/>
-                      <w:szCs w:val="20"/>
-                    </w:rPr>
                     <w:tab/>
                   </w:r>
                   <w:r>
                     <w:rPr>
                       <w:rFonts w:ascii="Avenir Next" w:hAnsi="Avenir Next" w:cs="Avenir Next" w:eastAsia="Avenir Next"/>
                       <w:color w:val="1A1A1A"/>
-                      <w:sz w:val="20"/>
+                      <w:sz w:val="22"/>
                       <w:szCs w:val="20"/>
                     </w:rPr>
                     <w:t xml:space="preserve">money earned, hours worked</w:t>
@@ -1188,25 +1189,25 @@
                       <w:rFonts w:ascii="Avenir Next" w:hAnsi="Avenir Next" w:cs="Avenir Next" w:eastAsia="Avenir Next"/>
                       <w:b/>
                       <w:color w:val="003A70"/>
+                      <w:sz w:val="22"/>
+                      <w:szCs w:val="20"/>
+                    </w:rPr>
+                    <w:t xml:space="preserve">b.</w:t>
+                  </w:r>
+                  <w:r>
+                    <w:rPr>
+                      <w:rFonts w:ascii="Avenir Next" w:hAnsi="Avenir Next" w:cs="Avenir Next" w:eastAsia="Avenir Next"/>
+                      <w:color w:val="1A1A1A"/>
                       <w:sz w:val="20"/>
                       <w:szCs w:val="20"/>
                     </w:rPr>
-                    <w:t xml:space="preserve">b.</w:t>
-                  </w:r>
-                  <w:r>
-                    <w:rPr>
-                      <w:rFonts w:ascii="Avenir Next" w:hAnsi="Avenir Next" w:cs="Avenir Next" w:eastAsia="Avenir Next"/>
-                      <w:color w:val="1A1A1A"/>
-                      <w:sz w:val="20"/>
-                      <w:szCs w:val="20"/>
-                    </w:rPr>
                     <w:tab/>
                   </w:r>
                   <w:r>
                     <w:rPr>
                       <w:rFonts w:ascii="Avenir Next" w:hAnsi="Avenir Next" w:cs="Avenir Next" w:eastAsia="Avenir Next"/>
                       <w:color w:val="1A1A1A"/>
-                      <w:sz w:val="20"/>
+                      <w:sz w:val="22"/>
                       <w:szCs w:val="20"/>
                     </w:rPr>
                     <w:t xml:space="preserve">hours studied, test score</w:t>
@@ -1299,25 +1300,25 @@
                 <w:rFonts w:ascii="Avenir Next" w:hAnsi="Avenir Next" w:cs="Avenir Next" w:eastAsia="Avenir Next"/>
                 <w:b/>
                 <w:color w:val="1A1A1A"/>
+                <w:sz w:val="22"/>
+                <w:szCs w:val="20"/>
+              </w:rPr>
+              <w:t xml:space="preserve">2.</w:t>
+            </w:r>
+            <w:r>
+              <w:rPr>
+                <w:rFonts w:ascii="Avenir Next" w:hAnsi="Avenir Next" w:cs="Avenir Next" w:eastAsia="Avenir Next"/>
+                <w:color w:val="1A1A1A"/>
                 <w:sz w:val="20"/>
                 <w:szCs w:val="20"/>
               </w:rPr>
-              <w:t xml:space="preserve">2.</w:t>
-            </w:r>
-            <w:r>
-              <w:rPr>
-                <w:rFonts w:ascii="Avenir Next" w:hAnsi="Avenir Next" w:cs="Avenir Next" w:eastAsia="Avenir Next"/>
-                <w:color w:val="1A1A1A"/>
-                <w:sz w:val="20"/>
-                <w:szCs w:val="20"/>
-              </w:rPr>
               <w:tab/>
             </w:r>
             <w:r>
               <w:rPr>
                 <w:rFonts w:ascii="Avenir Next" w:hAnsi="Avenir Next" w:cs="Avenir Next" w:eastAsia="Avenir Next"/>
                 <w:color w:val="1A1A1A"/>
-                <w:sz w:val="20"/>
+                <w:sz w:val="22"/>
                 <w:szCs w:val="20"/>
               </w:rPr>
               <w:t xml:space="preserve">A graph shows the cost of apples and the pounds bought.</w:t>
@@ -1337,25 +1338,25 @@
                 <w:rFonts w:ascii="Avenir Next" w:hAnsi="Avenir Next" w:cs="Avenir Next" w:eastAsia="Avenir Next"/>
                 <w:b/>
                 <w:color w:val="003A70"/>
+                <w:sz w:val="22"/>
+                <w:szCs w:val="20"/>
+              </w:rPr>
+              <w:t xml:space="preserve">a.</w:t>
+            </w:r>
+            <w:r>
+              <w:rPr>
+                <w:rFonts w:ascii="Avenir Next" w:hAnsi="Avenir Next" w:cs="Avenir Next" w:eastAsia="Avenir Next"/>
+                <w:color w:val="1A1A1A"/>
                 <w:sz w:val="20"/>
                 <w:szCs w:val="20"/>
               </w:rPr>
-              <w:t xml:space="preserve">a.</w:t>
-            </w:r>
-            <w:r>
-              <w:rPr>
-                <w:rFonts w:ascii="Avenir Next" w:hAnsi="Avenir Next" w:cs="Avenir Next" w:eastAsia="Avenir Next"/>
-                <w:color w:val="1A1A1A"/>
-                <w:sz w:val="20"/>
-                <w:szCs w:val="20"/>
-              </w:rPr>
               <w:tab/>
             </w:r>
             <w:r>
               <w:rPr>
                 <w:rFonts w:ascii="Avenir Next" w:hAnsi="Avenir Next" w:cs="Avenir Next" w:eastAsia="Avenir Next"/>
                 <w:color w:val="1A1A1A"/>
-                <w:sz w:val="20"/>
+                <w:sz w:val="22"/>
                 <w:szCs w:val="20"/>
               </w:rPr>
               <w:t xml:space="preserve">Which variable goes on the </w:t>
@@ -1365,7 +1366,7 @@
                 <w:rFonts w:ascii="Avenir Next" w:hAnsi="Avenir Next" w:cs="Avenir Next" w:eastAsia="Avenir Next"/>
                 <w:i/>
                 <w:color w:val="1A1A1A"/>
-                <w:sz w:val="20"/>
+                <w:sz w:val="22"/>
                 <w:szCs w:val="20"/>
               </w:rPr>
               <w:t xml:space="preserve">x</w:t>
@@ -1374,7 +1375,7 @@
               <w:rPr>
                 <w:rFonts w:ascii="Avenir Next" w:hAnsi="Avenir Next" w:cs="Avenir Next" w:eastAsia="Avenir Next"/>
                 <w:color w:val="1A1A1A"/>
-                <w:sz w:val="20"/>
+                <w:sz w:val="22"/>
                 <w:szCs w:val="20"/>
               </w:rPr>
               <w:t xml:space="preserve">-axis?</w:t>
@@ -1413,25 +1414,25 @@
                 <w:rFonts w:ascii="Avenir Next" w:hAnsi="Avenir Next" w:cs="Avenir Next" w:eastAsia="Avenir Next"/>
                 <w:b/>
                 <w:color w:val="003A70"/>
+                <w:sz w:val="22"/>
+                <w:szCs w:val="20"/>
+              </w:rPr>
+              <w:t xml:space="preserve">b.</w:t>
+            </w:r>
+            <w:r>
+              <w:rPr>
+                <w:rFonts w:ascii="Avenir Next" w:hAnsi="Avenir Next" w:cs="Avenir Next" w:eastAsia="Avenir Next"/>
+                <w:color w:val="1A1A1A"/>
                 <w:sz w:val="20"/>
                 <w:szCs w:val="20"/>
               </w:rPr>
-              <w:t xml:space="preserve">b.</w:t>
-            </w:r>
-            <w:r>
-              <w:rPr>
-                <w:rFonts w:ascii="Avenir Next" w:hAnsi="Avenir Next" w:cs="Avenir Next" w:eastAsia="Avenir Next"/>
-                <w:color w:val="1A1A1A"/>
-                <w:sz w:val="20"/>
-                <w:szCs w:val="20"/>
-              </w:rPr>
               <w:tab/>
             </w:r>
             <w:r>
               <w:rPr>
                 <w:rFonts w:ascii="Avenir Next" w:hAnsi="Avenir Next" w:cs="Avenir Next" w:eastAsia="Avenir Next"/>
                 <w:color w:val="1A1A1A"/>
-                <w:sz w:val="20"/>
+                <w:sz w:val="22"/>
                 <w:szCs w:val="20"/>
               </w:rPr>
               <w:t xml:space="preserve">Which goes on the </w:t>
@@ -1441,7 +1442,7 @@
                 <w:rFonts w:ascii="Avenir Next" w:hAnsi="Avenir Next" w:cs="Avenir Next" w:eastAsia="Avenir Next"/>
                 <w:i/>
                 <w:color w:val="1A1A1A"/>
-                <w:sz w:val="20"/>
+                <w:sz w:val="22"/>
                 <w:szCs w:val="20"/>
               </w:rPr>
               <w:t xml:space="preserve">y</w:t>
@@ -1450,7 +1451,7 @@
               <w:rPr>
                 <w:rFonts w:ascii="Avenir Next" w:hAnsi="Avenir Next" w:cs="Avenir Next" w:eastAsia="Avenir Next"/>
                 <w:color w:val="1A1A1A"/>
-                <w:sz w:val="20"/>
+                <w:sz w:val="22"/>
                 <w:szCs w:val="20"/>
               </w:rPr>
               <w:t xml:space="preserve">-axis?</w:t>
@@ -1535,25 +1536,25 @@
                 <w:rFonts w:ascii="Avenir Next" w:hAnsi="Avenir Next" w:cs="Avenir Next" w:eastAsia="Avenir Next"/>
                 <w:b/>
                 <w:color w:val="1A1A1A"/>
+                <w:sz w:val="22"/>
+                <w:szCs w:val="20"/>
+              </w:rPr>
+              <w:t xml:space="preserve">3.</w:t>
+            </w:r>
+            <w:r>
+              <w:rPr>
+                <w:rFonts w:ascii="Avenir Next" w:hAnsi="Avenir Next" w:cs="Avenir Next" w:eastAsia="Avenir Next"/>
+                <w:color w:val="1A1A1A"/>
                 <w:sz w:val="20"/>
                 <w:szCs w:val="20"/>
               </w:rPr>
-              <w:t xml:space="preserve">3.</w:t>
-            </w:r>
-            <w:r>
-              <w:rPr>
-                <w:rFonts w:ascii="Avenir Next" w:hAnsi="Avenir Next" w:cs="Avenir Next" w:eastAsia="Avenir Next"/>
-                <w:color w:val="1A1A1A"/>
-                <w:sz w:val="20"/>
-                <w:szCs w:val="20"/>
-              </w:rPr>
               <w:tab/>
             </w:r>
             <w:r>
               <w:rPr>
                 <w:rFonts w:ascii="Avenir Next" w:hAnsi="Avenir Next" w:cs="Avenir Next" w:eastAsia="Avenir Next"/>
                 <w:color w:val="1A1A1A"/>
-                <w:sz w:val="20"/>
+                <w:sz w:val="22"/>
                 <w:szCs w:val="20"/>
               </w:rPr>
               <w:t xml:space="preserve">In “temperature outside and ice creams sold,” the dependent variable is —</w:t>
@@ -1607,25 +1608,25 @@
                       <w:rFonts w:ascii="Avenir Next" w:hAnsi="Avenir Next" w:cs="Avenir Next" w:eastAsia="Avenir Next"/>
                       <w:b/>
                       <w:color w:val="003A70"/>
+                      <w:sz w:val="22"/>
+                      <w:szCs w:val="19"/>
+                    </w:rPr>
+                    <w:t xml:space="preserve">A</w:t>
+                  </w:r>
+                  <w:r>
+                    <w:rPr>
+                      <w:rFonts w:ascii="Avenir Next" w:hAnsi="Avenir Next" w:cs="Avenir Next" w:eastAsia="Avenir Next"/>
+                      <w:color w:val="1A1A1A"/>
                       <w:sz w:val="19"/>
                       <w:szCs w:val="19"/>
                     </w:rPr>
-                    <w:t xml:space="preserve">A</w:t>
-                  </w:r>
-                  <w:r>
-                    <w:rPr>
-                      <w:rFonts w:ascii="Avenir Next" w:hAnsi="Avenir Next" w:cs="Avenir Next" w:eastAsia="Avenir Next"/>
-                      <w:color w:val="1A1A1A"/>
-                      <w:sz w:val="19"/>
-                      <w:szCs w:val="19"/>
-                    </w:rPr>
                     <w:tab/>
                   </w:r>
                   <w:r>
                     <w:rPr>
                       <w:rFonts w:ascii="Avenir Next" w:hAnsi="Avenir Next" w:cs="Avenir Next" w:eastAsia="Avenir Next"/>
                       <w:color w:val="1A1A1A"/>
-                      <w:sz w:val="19"/>
+                      <w:sz w:val="22"/>
                       <w:szCs w:val="19"/>
                     </w:rPr>
                     <w:t xml:space="preserve">temperature outside</w:t>
@@ -1650,25 +1651,25 @@
                       <w:rFonts w:ascii="Avenir Next" w:hAnsi="Avenir Next" w:cs="Avenir Next" w:eastAsia="Avenir Next"/>
                       <w:b/>
                       <w:color w:val="003A70"/>
+                      <w:sz w:val="22"/>
+                      <w:szCs w:val="19"/>
+                    </w:rPr>
+                    <w:t xml:space="preserve">B</w:t>
+                  </w:r>
+                  <w:r>
+                    <w:rPr>
+                      <w:rFonts w:ascii="Avenir Next" w:hAnsi="Avenir Next" w:cs="Avenir Next" w:eastAsia="Avenir Next"/>
+                      <w:color w:val="1A1A1A"/>
                       <w:sz w:val="19"/>
                       <w:szCs w:val="19"/>
                     </w:rPr>
-                    <w:t xml:space="preserve">B</w:t>
-                  </w:r>
-                  <w:r>
-                    <w:rPr>
-                      <w:rFonts w:ascii="Avenir Next" w:hAnsi="Avenir Next" w:cs="Avenir Next" w:eastAsia="Avenir Next"/>
-                      <w:color w:val="1A1A1A"/>
-                      <w:sz w:val="19"/>
-                      <w:szCs w:val="19"/>
-                    </w:rPr>
                     <w:tab/>
                   </w:r>
                   <w:r>
                     <w:rPr>
                       <w:rFonts w:ascii="Avenir Next" w:hAnsi="Avenir Next" w:cs="Avenir Next" w:eastAsia="Avenir Next"/>
                       <w:color w:val="1A1A1A"/>
-                      <w:sz w:val="19"/>
+                      <w:sz w:val="22"/>
                       <w:szCs w:val="19"/>
                     </w:rPr>
                     <w:t xml:space="preserve">ice creams sold</w:t>
@@ -1698,25 +1699,25 @@
                       <w:rFonts w:ascii="Avenir Next" w:hAnsi="Avenir Next" w:cs="Avenir Next" w:eastAsia="Avenir Next"/>
                       <w:b/>
                       <w:color w:val="003A70"/>
+                      <w:sz w:val="22"/>
+                      <w:szCs w:val="19"/>
+                    </w:rPr>
+                    <w:t xml:space="preserve">C</w:t>
+                  </w:r>
+                  <w:r>
+                    <w:rPr>
+                      <w:rFonts w:ascii="Avenir Next" w:hAnsi="Avenir Next" w:cs="Avenir Next" w:eastAsia="Avenir Next"/>
+                      <w:color w:val="1A1A1A"/>
                       <w:sz w:val="19"/>
                       <w:szCs w:val="19"/>
                     </w:rPr>
-                    <w:t xml:space="preserve">C</w:t>
-                  </w:r>
-                  <w:r>
-                    <w:rPr>
-                      <w:rFonts w:ascii="Avenir Next" w:hAnsi="Avenir Next" w:cs="Avenir Next" w:eastAsia="Avenir Next"/>
-                      <w:color w:val="1A1A1A"/>
-                      <w:sz w:val="19"/>
-                      <w:szCs w:val="19"/>
-                    </w:rPr>
                     <w:tab/>
                   </w:r>
                   <w:r>
                     <w:rPr>
                       <w:rFonts w:ascii="Avenir Next" w:hAnsi="Avenir Next" w:cs="Avenir Next" w:eastAsia="Avenir Next"/>
                       <w:color w:val="1A1A1A"/>
-                      <w:sz w:val="19"/>
+                      <w:sz w:val="22"/>
                       <w:szCs w:val="19"/>
                     </w:rPr>
                     <w:t xml:space="preserve">both</w:t>
@@ -1741,25 +1742,25 @@
                       <w:rFonts w:ascii="Avenir Next" w:hAnsi="Avenir Next" w:cs="Avenir Next" w:eastAsia="Avenir Next"/>
                       <w:b/>
                       <w:color w:val="003A70"/>
+                      <w:sz w:val="22"/>
+                      <w:szCs w:val="19"/>
+                    </w:rPr>
+                    <w:t xml:space="preserve">D</w:t>
+                  </w:r>
+                  <w:r>
+                    <w:rPr>
+                      <w:rFonts w:ascii="Avenir Next" w:hAnsi="Avenir Next" w:cs="Avenir Next" w:eastAsia="Avenir Next"/>
+                      <w:color w:val="1A1A1A"/>
                       <w:sz w:val="19"/>
                       <w:szCs w:val="19"/>
                     </w:rPr>
-                    <w:t xml:space="preserve">D</w:t>
-                  </w:r>
-                  <w:r>
-                    <w:rPr>
-                      <w:rFonts w:ascii="Avenir Next" w:hAnsi="Avenir Next" w:cs="Avenir Next" w:eastAsia="Avenir Next"/>
-                      <w:color w:val="1A1A1A"/>
-                      <w:sz w:val="19"/>
-                      <w:szCs w:val="19"/>
-                    </w:rPr>
                     <w:tab/>
                   </w:r>
                   <w:r>
                     <w:rPr>
                       <w:rFonts w:ascii="Avenir Next" w:hAnsi="Avenir Next" w:cs="Avenir Next" w:eastAsia="Avenir Next"/>
                       <w:color w:val="1A1A1A"/>
-                      <w:sz w:val="19"/>
+                      <w:sz w:val="22"/>
                       <w:szCs w:val="19"/>
                     </w:rPr>
                     <w:t xml:space="preserve">neither</w:t>
@@ -1809,7 +1810,7 @@
         <w:rPr>
           <w:rFonts w:ascii="Avenir Next" w:hAnsi="Avenir Next" w:cs="Avenir Next" w:eastAsia="Avenir Next"/>
           <w:color w:val="1A1A1A"/>
-          <w:sz w:val="17"/>
+          <w:sz w:val="22"/>
           <w:szCs w:val="17"/>
         </w:rPr>
         <w:t xml:space="preserve">  I got it</w:t>
@@ -1827,7 +1828,7 @@
         <w:rPr>
           <w:rFonts w:ascii="Avenir Next" w:hAnsi="Avenir Next" w:cs="Avenir Next" w:eastAsia="Avenir Next"/>
           <w:color w:val="1A1A1A"/>
-          <w:sz w:val="17"/>
+          <w:sz w:val="22"/>
           <w:szCs w:val="17"/>
         </w:rPr>
         <w:t xml:space="preserve">  Almost</w:t>
@@ -1845,7 +1846,7 @@
         <w:rPr>
           <w:rFonts w:ascii="Avenir Next" w:hAnsi="Avenir Next" w:cs="Avenir Next" w:eastAsia="Avenir Next"/>
           <w:color w:val="1A1A1A"/>
-          <w:sz w:val="17"/>
+          <w:sz w:val="22"/>
           <w:szCs w:val="17"/>
         </w:rPr>
         <w:t xml:space="preserve">  I need help</w:t>
@@ -1884,7 +1885,7 @@
         <w:rPr>
           <w:rFonts w:ascii="Avenir Next" w:hAnsi="Avenir Next" w:cs="Avenir Next" w:eastAsia="Avenir Next"/>
           <w:color w:val="1A1A1A"/>
-          <w:sz w:val="18"/>
+          <w:sz w:val="22"/>
           <w:szCs w:val="18"/>
         </w:rPr>
         <w:t xml:space="preserve">Name</w:t>
@@ -1969,25 +1970,25 @@
                 <w:rFonts w:ascii="Avenir Next" w:hAnsi="Avenir Next" w:cs="Avenir Next" w:eastAsia="Avenir Next"/>
                 <w:b/>
                 <w:color w:val="1A1A1A"/>
+                <w:sz w:val="22"/>
+                <w:szCs w:val="20"/>
+              </w:rPr>
+              <w:t xml:space="preserve">1.</w:t>
+            </w:r>
+            <w:r>
+              <w:rPr>
+                <w:rFonts w:ascii="Avenir Next" w:hAnsi="Avenir Next" w:cs="Avenir Next" w:eastAsia="Avenir Next"/>
+                <w:color w:val="1A1A1A"/>
                 <w:sz w:val="20"/>
                 <w:szCs w:val="20"/>
               </w:rPr>
-              <w:t xml:space="preserve">1.</w:t>
-            </w:r>
-            <w:r>
-              <w:rPr>
-                <w:rFonts w:ascii="Avenir Next" w:hAnsi="Avenir Next" w:cs="Avenir Next" w:eastAsia="Avenir Next"/>
-                <w:color w:val="1A1A1A"/>
-                <w:sz w:val="20"/>
-                <w:szCs w:val="20"/>
-              </w:rPr>
               <w:tab/>
             </w:r>
             <w:r>
               <w:rPr>
                 <w:rFonts w:ascii="Avenir Next" w:hAnsi="Avenir Next" w:cs="Avenir Next" w:eastAsia="Avenir Next"/>
                 <w:color w:val="1A1A1A"/>
-                <w:sz w:val="20"/>
+                <w:sz w:val="22"/>
                 <w:szCs w:val="20"/>
               </w:rPr>
               <w:t xml:space="preserve">Use the rule </w:t>
@@ -1997,7 +1998,7 @@
                 <w:rFonts w:ascii="Avenir Next" w:hAnsi="Avenir Next" w:cs="Avenir Next" w:eastAsia="Avenir Next"/>
                 <w:i/>
                 <w:color w:val="1A1A1A"/>
-                <w:sz w:val="20"/>
+                <w:sz w:val="22"/>
                 <w:szCs w:val="20"/>
               </w:rPr>
               <w:t xml:space="preserve">y</w:t>
@@ -2006,7 +2007,7 @@
               <w:rPr>
                 <w:rFonts w:ascii="Avenir Next" w:hAnsi="Avenir Next" w:cs="Avenir Next" w:eastAsia="Avenir Next"/>
                 <w:color w:val="1A1A1A"/>
-                <w:sz w:val="20"/>
+                <w:sz w:val="22"/>
                 <w:szCs w:val="20"/>
               </w:rPr>
               <w:t xml:space="preserve"> = 4</w:t>
@@ -2016,7 +2017,7 @@
                 <w:rFonts w:ascii="Avenir Next" w:hAnsi="Avenir Next" w:cs="Avenir Next" w:eastAsia="Avenir Next"/>
                 <w:i/>
                 <w:color w:val="1A1A1A"/>
-                <w:sz w:val="20"/>
+                <w:sz w:val="22"/>
                 <w:szCs w:val="20"/>
               </w:rPr>
               <w:t xml:space="preserve">x</w:t>
@@ -2025,7 +2026,7 @@
               <w:rPr>
                 <w:rFonts w:ascii="Avenir Next" w:hAnsi="Avenir Next" w:cs="Avenir Next" w:eastAsia="Avenir Next"/>
                 <w:color w:val="1A1A1A"/>
-                <w:sz w:val="20"/>
+                <w:sz w:val="22"/>
                 <w:szCs w:val="20"/>
               </w:rPr>
               <w:t xml:space="preserve"> to complete the table.</w:t>
@@ -2081,7 +2082,7 @@
                       <w:b/>
                       <w:i/>
                       <w:color w:val="1A1A1A"/>
-                      <w:sz w:val="19"/>
+                      <w:sz w:val="22"/>
                       <w:szCs w:val="19"/>
                     </w:rPr>
                     <w:t xml:space="preserve">x</w:t>
@@ -2102,7 +2103,7 @@
                     <w:rPr>
                       <w:rFonts w:ascii="Avenir Next" w:hAnsi="Avenir Next" w:cs="Avenir Next" w:eastAsia="Avenir Next"/>
                       <w:color w:val="1A1A1A"/>
-                      <w:sz w:val="19"/>
+                      <w:sz w:val="22"/>
                       <w:szCs w:val="19"/>
                     </w:rPr>
                     <w:t xml:space="preserve">1</w:t>
@@ -2123,7 +2124,7 @@
                     <w:rPr>
                       <w:rFonts w:ascii="Avenir Next" w:hAnsi="Avenir Next" w:cs="Avenir Next" w:eastAsia="Avenir Next"/>
                       <w:color w:val="1A1A1A"/>
-                      <w:sz w:val="19"/>
+                      <w:sz w:val="22"/>
                       <w:szCs w:val="19"/>
                     </w:rPr>
                     <w:t xml:space="preserve">3</w:t>
@@ -2144,7 +2145,7 @@
                     <w:rPr>
                       <w:rFonts w:ascii="Avenir Next" w:hAnsi="Avenir Next" w:cs="Avenir Next" w:eastAsia="Avenir Next"/>
                       <w:color w:val="1A1A1A"/>
-                      <w:sz w:val="19"/>
+                      <w:sz w:val="22"/>
                       <w:szCs w:val="19"/>
                     </w:rPr>
                     <w:t xml:space="preserve">6</w:t>
@@ -2174,7 +2175,7 @@
                       <w:b/>
                       <w:i/>
                       <w:color w:val="1A1A1A"/>
-                      <w:sz w:val="19"/>
+                      <w:sz w:val="22"/>
                       <w:szCs w:val="19"/>
                     </w:rPr>
                     <w:t xml:space="preserve">y</w:t>
@@ -2281,18 +2282,18 @@
                 <w:rFonts w:ascii="Avenir Next" w:hAnsi="Avenir Next" w:cs="Avenir Next" w:eastAsia="Avenir Next"/>
                 <w:b/>
                 <w:color w:val="1A1A1A"/>
+                <w:sz w:val="22"/>
+                <w:szCs w:val="20"/>
+              </w:rPr>
+              <w:t xml:space="preserve">2.</w:t>
+            </w:r>
+            <w:r>
+              <w:rPr>
+                <w:rFonts w:ascii="Avenir Next" w:hAnsi="Avenir Next" w:cs="Avenir Next" w:eastAsia="Avenir Next"/>
+                <w:color w:val="1A1A1A"/>
                 <w:sz w:val="20"/>
                 <w:szCs w:val="20"/>
               </w:rPr>
-              <w:t xml:space="preserve">2.</w:t>
-            </w:r>
-            <w:r>
-              <w:rPr>
-                <w:rFonts w:ascii="Avenir Next" w:hAnsi="Avenir Next" w:cs="Avenir Next" w:eastAsia="Avenir Next"/>
-                <w:color w:val="1A1A1A"/>
-                <w:sz w:val="20"/>
-                <w:szCs w:val="20"/>
-              </w:rPr>
               <w:tab/>
             </w:r>
             <w:r>
@@ -2300,7 +2301,7 @@
                 <w:rFonts w:ascii="Avenir Next" w:hAnsi="Avenir Next" w:cs="Avenir Next" w:eastAsia="Avenir Next"/>
                 <w:b/>
                 <w:color w:val="1A1A1A"/>
-                <w:sz w:val="20"/>
+                <w:sz w:val="22"/>
                 <w:szCs w:val="20"/>
               </w:rPr>
               <w:t xml:space="preserve">Bike Rental.  </w:t>
@@ -2309,7 +2310,7 @@
               <w:rPr>
                 <w:rFonts w:ascii="Avenir Next" w:hAnsi="Avenir Next" w:cs="Avenir Next" w:eastAsia="Avenir Next"/>
                 <w:color w:val="1A1A1A"/>
-                <w:sz w:val="20"/>
+                <w:sz w:val="22"/>
                 <w:szCs w:val="20"/>
               </w:rPr>
               <w:t xml:space="preserve">A bike costs $5 plus $2 for each hour. Find the cost for 3 hours.</w:t>
@@ -2386,25 +2387,25 @@
                 <w:rFonts w:ascii="Avenir Next" w:hAnsi="Avenir Next" w:cs="Avenir Next" w:eastAsia="Avenir Next"/>
                 <w:b/>
                 <w:color w:val="1A1A1A"/>
+                <w:sz w:val="22"/>
+                <w:szCs w:val="18"/>
+              </w:rPr>
+              <w:t xml:space="preserve">Answer</w:t>
+            </w:r>
+            <w:r>
+              <w:rPr>
+                <w:rFonts w:ascii="Avenir Next" w:hAnsi="Avenir Next" w:cs="Avenir Next" w:eastAsia="Avenir Next"/>
+                <w:color w:val="1A1A1A"/>
                 <w:sz w:val="18"/>
                 <w:szCs w:val="18"/>
               </w:rPr>
-              <w:t xml:space="preserve">Answer</w:t>
-            </w:r>
-            <w:r>
-              <w:rPr>
-                <w:rFonts w:ascii="Avenir Next" w:hAnsi="Avenir Next" w:cs="Avenir Next" w:eastAsia="Avenir Next"/>
-                <w:color w:val="1A1A1A"/>
-                <w:sz w:val="18"/>
-                <w:szCs w:val="18"/>
-              </w:rPr>
               <w:tab/>
             </w:r>
             <w:r>
               <w:rPr>
                 <w:rFonts w:ascii="Avenir Next" w:hAnsi="Avenir Next" w:cs="Avenir Next" w:eastAsia="Avenir Next"/>
                 <w:color w:val="1A1A1A"/>
-                <w:sz w:val="18"/>
+                <w:sz w:val="22"/>
                 <w:szCs w:val="18"/>
               </w:rPr>
               <w:t xml:space="preserve">  dollars</w:t>
@@ -2470,25 +2471,25 @@
                 <w:rFonts w:ascii="Avenir Next" w:hAnsi="Avenir Next" w:cs="Avenir Next" w:eastAsia="Avenir Next"/>
                 <w:b/>
                 <w:color w:val="1A1A1A"/>
+                <w:sz w:val="22"/>
+                <w:szCs w:val="20"/>
+              </w:rPr>
+              <w:t xml:space="preserve">3.</w:t>
+            </w:r>
+            <w:r>
+              <w:rPr>
+                <w:rFonts w:ascii="Avenir Next" w:hAnsi="Avenir Next" w:cs="Avenir Next" w:eastAsia="Avenir Next"/>
+                <w:color w:val="1A1A1A"/>
                 <w:sz w:val="20"/>
                 <w:szCs w:val="20"/>
               </w:rPr>
-              <w:t xml:space="preserve">3.</w:t>
-            </w:r>
-            <w:r>
-              <w:rPr>
-                <w:rFonts w:ascii="Avenir Next" w:hAnsi="Avenir Next" w:cs="Avenir Next" w:eastAsia="Avenir Next"/>
-                <w:color w:val="1A1A1A"/>
-                <w:sz w:val="20"/>
-                <w:szCs w:val="20"/>
-              </w:rPr>
               <w:tab/>
             </w:r>
             <w:r>
               <w:rPr>
                 <w:rFonts w:ascii="Avenir Next" w:hAnsi="Avenir Next" w:cs="Avenir Next" w:eastAsia="Avenir Next"/>
                 <w:color w:val="1A1A1A"/>
-                <w:sz w:val="20"/>
+                <w:sz w:val="22"/>
                 <w:szCs w:val="20"/>
               </w:rPr>
               <w:t xml:space="preserve">In a table of values, the independent variable goes in the —</w:t>
@@ -2544,25 +2545,25 @@
                       <w:rFonts w:ascii="Avenir Next" w:hAnsi="Avenir Next" w:cs="Avenir Next" w:eastAsia="Avenir Next"/>
                       <w:b/>
                       <w:color w:val="003A70"/>
+                      <w:sz w:val="22"/>
+                      <w:szCs w:val="19"/>
+                    </w:rPr>
+                    <w:t xml:space="preserve">A</w:t>
+                  </w:r>
+                  <w:r>
+                    <w:rPr>
+                      <w:rFonts w:ascii="Avenir Next" w:hAnsi="Avenir Next" w:cs="Avenir Next" w:eastAsia="Avenir Next"/>
+                      <w:color w:val="1A1A1A"/>
                       <w:sz w:val="19"/>
                       <w:szCs w:val="19"/>
                     </w:rPr>
-                    <w:t xml:space="preserve">A</w:t>
-                  </w:r>
-                  <w:r>
-                    <w:rPr>
-                      <w:rFonts w:ascii="Avenir Next" w:hAnsi="Avenir Next" w:cs="Avenir Next" w:eastAsia="Avenir Next"/>
-                      <w:color w:val="1A1A1A"/>
-                      <w:sz w:val="19"/>
-                      <w:szCs w:val="19"/>
-                    </w:rPr>
                     <w:tab/>
                   </w:r>
                   <w:r>
                     <w:rPr>
                       <w:rFonts w:ascii="Avenir Next" w:hAnsi="Avenir Next" w:cs="Avenir Next" w:eastAsia="Avenir Next"/>
                       <w:color w:val="1A1A1A"/>
-                      <w:sz w:val="19"/>
+                      <w:sz w:val="22"/>
                       <w:szCs w:val="19"/>
                     </w:rPr>
                     <w:t xml:space="preserve">first column</w:t>
@@ -2587,25 +2588,25 @@
                       <w:rFonts w:ascii="Avenir Next" w:hAnsi="Avenir Next" w:cs="Avenir Next" w:eastAsia="Avenir Next"/>
                       <w:b/>
                       <w:color w:val="003A70"/>
+                      <w:sz w:val="22"/>
+                      <w:szCs w:val="19"/>
+                    </w:rPr>
+                    <w:t xml:space="preserve">B</w:t>
+                  </w:r>
+                  <w:r>
+                    <w:rPr>
+                      <w:rFonts w:ascii="Avenir Next" w:hAnsi="Avenir Next" w:cs="Avenir Next" w:eastAsia="Avenir Next"/>
+                      <w:color w:val="1A1A1A"/>
                       <w:sz w:val="19"/>
                       <w:szCs w:val="19"/>
                     </w:rPr>
-                    <w:t xml:space="preserve">B</w:t>
-                  </w:r>
-                  <w:r>
-                    <w:rPr>
-                      <w:rFonts w:ascii="Avenir Next" w:hAnsi="Avenir Next" w:cs="Avenir Next" w:eastAsia="Avenir Next"/>
-                      <w:color w:val="1A1A1A"/>
-                      <w:sz w:val="19"/>
-                      <w:szCs w:val="19"/>
-                    </w:rPr>
                     <w:tab/>
                   </w:r>
                   <w:r>
                     <w:rPr>
                       <w:rFonts w:ascii="Avenir Next" w:hAnsi="Avenir Next" w:cs="Avenir Next" w:eastAsia="Avenir Next"/>
                       <w:color w:val="1A1A1A"/>
-                      <w:sz w:val="19"/>
+                      <w:sz w:val="22"/>
                       <w:szCs w:val="19"/>
                     </w:rPr>
                     <w:t xml:space="preserve">second column</w:t>
@@ -2630,25 +2631,25 @@
                       <w:rFonts w:ascii="Avenir Next" w:hAnsi="Avenir Next" w:cs="Avenir Next" w:eastAsia="Avenir Next"/>
                       <w:b/>
                       <w:color w:val="003A70"/>
+                      <w:sz w:val="22"/>
+                      <w:szCs w:val="19"/>
+                    </w:rPr>
+                    <w:t xml:space="preserve">C</w:t>
+                  </w:r>
+                  <w:r>
+                    <w:rPr>
+                      <w:rFonts w:ascii="Avenir Next" w:hAnsi="Avenir Next" w:cs="Avenir Next" w:eastAsia="Avenir Next"/>
+                      <w:color w:val="1A1A1A"/>
                       <w:sz w:val="19"/>
                       <w:szCs w:val="19"/>
                     </w:rPr>
-                    <w:t xml:space="preserve">C</w:t>
-                  </w:r>
-                  <w:r>
-                    <w:rPr>
-                      <w:rFonts w:ascii="Avenir Next" w:hAnsi="Avenir Next" w:cs="Avenir Next" w:eastAsia="Avenir Next"/>
-                      <w:color w:val="1A1A1A"/>
-                      <w:sz w:val="19"/>
-                      <w:szCs w:val="19"/>
-                    </w:rPr>
                     <w:tab/>
                   </w:r>
                   <w:r>
                     <w:rPr>
                       <w:rFonts w:ascii="Avenir Next" w:hAnsi="Avenir Next" w:cs="Avenir Next" w:eastAsia="Avenir Next"/>
                       <w:color w:val="1A1A1A"/>
-                      <w:sz w:val="19"/>
+                      <w:sz w:val="22"/>
                       <w:szCs w:val="19"/>
                     </w:rPr>
                     <w:t xml:space="preserve">last row</w:t>
@@ -2673,25 +2674,25 @@
                       <w:rFonts w:ascii="Avenir Next" w:hAnsi="Avenir Next" w:cs="Avenir Next" w:eastAsia="Avenir Next"/>
                       <w:b/>
                       <w:color w:val="003A70"/>
+                      <w:sz w:val="22"/>
+                      <w:szCs w:val="19"/>
+                    </w:rPr>
+                    <w:t xml:space="preserve">D</w:t>
+                  </w:r>
+                  <w:r>
+                    <w:rPr>
+                      <w:rFonts w:ascii="Avenir Next" w:hAnsi="Avenir Next" w:cs="Avenir Next" w:eastAsia="Avenir Next"/>
+                      <w:color w:val="1A1A1A"/>
                       <w:sz w:val="19"/>
                       <w:szCs w:val="19"/>
                     </w:rPr>
-                    <w:t xml:space="preserve">D</w:t>
-                  </w:r>
-                  <w:r>
-                    <w:rPr>
-                      <w:rFonts w:ascii="Avenir Next" w:hAnsi="Avenir Next" w:cs="Avenir Next" w:eastAsia="Avenir Next"/>
-                      <w:color w:val="1A1A1A"/>
-                      <w:sz w:val="19"/>
-                      <w:szCs w:val="19"/>
-                    </w:rPr>
                     <w:tab/>
                   </w:r>
                   <w:r>
                     <w:rPr>
                       <w:rFonts w:ascii="Avenir Next" w:hAnsi="Avenir Next" w:cs="Avenir Next" w:eastAsia="Avenir Next"/>
                       <w:color w:val="1A1A1A"/>
-                      <w:sz w:val="19"/>
+                      <w:sz w:val="22"/>
                       <w:szCs w:val="19"/>
                     </w:rPr>
                     <w:t xml:space="preserve">title</w:t>
@@ -2741,7 +2742,7 @@
         <w:rPr>
           <w:rFonts w:ascii="Avenir Next" w:hAnsi="Avenir Next" w:cs="Avenir Next" w:eastAsia="Avenir Next"/>
           <w:color w:val="1A1A1A"/>
-          <w:sz w:val="17"/>
+          <w:sz w:val="22"/>
           <w:szCs w:val="17"/>
         </w:rPr>
         <w:t xml:space="preserve">  I got it</w:t>
@@ -2759,7 +2760,7 @@
         <w:rPr>
           <w:rFonts w:ascii="Avenir Next" w:hAnsi="Avenir Next" w:cs="Avenir Next" w:eastAsia="Avenir Next"/>
           <w:color w:val="1A1A1A"/>
-          <w:sz w:val="17"/>
+          <w:sz w:val="22"/>
           <w:szCs w:val="17"/>
         </w:rPr>
         <w:t xml:space="preserve">  Almost</w:t>
@@ -2777,7 +2778,7 @@
         <w:rPr>
           <w:rFonts w:ascii="Avenir Next" w:hAnsi="Avenir Next" w:cs="Avenir Next" w:eastAsia="Avenir Next"/>
           <w:color w:val="1A1A1A"/>
-          <w:sz w:val="17"/>
+          <w:sz w:val="22"/>
           <w:szCs w:val="17"/>
         </w:rPr>
         <w:t xml:space="preserve">  I need help</w:t>
@@ -2834,7 +2835,7 @@
         <w:rPr>
           <w:rFonts w:ascii="Avenir Next" w:hAnsi="Avenir Next" w:cs="Avenir Next" w:eastAsia="Avenir Next"/>
           <w:color w:val="1A1A1A"/>
-          <w:sz w:val="18"/>
+          <w:sz w:val="22"/>
           <w:szCs w:val="18"/>
         </w:rPr>
         <w:t xml:space="preserve">Name</w:t>
@@ -2919,25 +2920,25 @@
                 <w:rFonts w:ascii="Avenir Next" w:hAnsi="Avenir Next" w:cs="Avenir Next" w:eastAsia="Avenir Next"/>
                 <w:b/>
                 <w:color w:val="1A1A1A"/>
+                <w:sz w:val="22"/>
+                <w:szCs w:val="20"/>
+              </w:rPr>
+              <w:t xml:space="preserve">1.</w:t>
+            </w:r>
+            <w:r>
+              <w:rPr>
+                <w:rFonts w:ascii="Avenir Next" w:hAnsi="Avenir Next" w:cs="Avenir Next" w:eastAsia="Avenir Next"/>
+                <w:color w:val="1A1A1A"/>
                 <w:sz w:val="20"/>
                 <w:szCs w:val="20"/>
               </w:rPr>
-              <w:t xml:space="preserve">1.</w:t>
-            </w:r>
-            <w:r>
-              <w:rPr>
-                <w:rFonts w:ascii="Avenir Next" w:hAnsi="Avenir Next" w:cs="Avenir Next" w:eastAsia="Avenir Next"/>
-                <w:color w:val="1A1A1A"/>
-                <w:sz w:val="20"/>
-                <w:szCs w:val="20"/>
-              </w:rPr>
               <w:tab/>
             </w:r>
             <w:r>
               <w:rPr>
                 <w:rFonts w:ascii="Avenir Next" w:hAnsi="Avenir Next" w:cs="Avenir Next" w:eastAsia="Avenir Next"/>
                 <w:color w:val="1A1A1A"/>
-                <w:sz w:val="20"/>
+                <w:sz w:val="22"/>
                 <w:szCs w:val="20"/>
               </w:rPr>
               <w:t xml:space="preserve">Use the rule </w:t>
@@ -2947,7 +2948,7 @@
                 <w:rFonts w:ascii="Avenir Next" w:hAnsi="Avenir Next" w:cs="Avenir Next" w:eastAsia="Avenir Next"/>
                 <w:i/>
                 <w:color w:val="1A1A1A"/>
-                <w:sz w:val="20"/>
+                <w:sz w:val="22"/>
                 <w:szCs w:val="20"/>
               </w:rPr>
               <w:t xml:space="preserve">y</w:t>
@@ -2956,7 +2957,7 @@
               <w:rPr>
                 <w:rFonts w:ascii="Avenir Next" w:hAnsi="Avenir Next" w:cs="Avenir Next" w:eastAsia="Avenir Next"/>
                 <w:color w:val="1A1A1A"/>
-                <w:sz w:val="20"/>
+                <w:sz w:val="22"/>
                 <w:szCs w:val="20"/>
               </w:rPr>
               <w:t xml:space="preserve"> = 4</w:t>
@@ -2966,7 +2967,7 @@
                 <w:rFonts w:ascii="Avenir Next" w:hAnsi="Avenir Next" w:cs="Avenir Next" w:eastAsia="Avenir Next"/>
                 <w:i/>
                 <w:color w:val="1A1A1A"/>
-                <w:sz w:val="20"/>
+                <w:sz w:val="22"/>
                 <w:szCs w:val="20"/>
               </w:rPr>
               <w:t xml:space="preserve">x</w:t>
@@ -2975,7 +2976,7 @@
               <w:rPr>
                 <w:rFonts w:ascii="Avenir Next" w:hAnsi="Avenir Next" w:cs="Avenir Next" w:eastAsia="Avenir Next"/>
                 <w:color w:val="1A1A1A"/>
-                <w:sz w:val="20"/>
+                <w:sz w:val="22"/>
                 <w:szCs w:val="20"/>
               </w:rPr>
               <w:t xml:space="preserve"> to complete the table.</w:t>
@@ -3031,7 +3032,7 @@
                       <w:b/>
                       <w:i/>
                       <w:color w:val="1A1A1A"/>
-                      <w:sz w:val="19"/>
+                      <w:sz w:val="22"/>
                       <w:szCs w:val="19"/>
                     </w:rPr>
                     <w:t xml:space="preserve">x</w:t>
@@ -3052,7 +3053,7 @@
                     <w:rPr>
                       <w:rFonts w:ascii="Avenir Next" w:hAnsi="Avenir Next" w:cs="Avenir Next" w:eastAsia="Avenir Next"/>
                       <w:color w:val="1A1A1A"/>
-                      <w:sz w:val="19"/>
+                      <w:sz w:val="22"/>
                       <w:szCs w:val="19"/>
                     </w:rPr>
                     <w:t xml:space="preserve">1</w:t>
@@ -3073,7 +3074,7 @@
                     <w:rPr>
                       <w:rFonts w:ascii="Avenir Next" w:hAnsi="Avenir Next" w:cs="Avenir Next" w:eastAsia="Avenir Next"/>
                       <w:color w:val="1A1A1A"/>
-                      <w:sz w:val="19"/>
+                      <w:sz w:val="22"/>
                       <w:szCs w:val="19"/>
                     </w:rPr>
                     <w:t xml:space="preserve">3</w:t>
@@ -3094,7 +3095,7 @@
                     <w:rPr>
                       <w:rFonts w:ascii="Avenir Next" w:hAnsi="Avenir Next" w:cs="Avenir Next" w:eastAsia="Avenir Next"/>
                       <w:color w:val="1A1A1A"/>
-                      <w:sz w:val="19"/>
+                      <w:sz w:val="22"/>
                       <w:szCs w:val="19"/>
                     </w:rPr>
                     <w:t xml:space="preserve">6</w:t>
@@ -3124,7 +3125,7 @@
                       <w:b/>
                       <w:i/>
                       <w:color w:val="1A1A1A"/>
-                      <w:sz w:val="19"/>
+                      <w:sz w:val="22"/>
                       <w:szCs w:val="19"/>
                     </w:rPr>
                     <w:t xml:space="preserve">y</w:t>
@@ -3231,18 +3232,18 @@
                 <w:rFonts w:ascii="Avenir Next" w:hAnsi="Avenir Next" w:cs="Avenir Next" w:eastAsia="Avenir Next"/>
                 <w:b/>
                 <w:color w:val="1A1A1A"/>
+                <w:sz w:val="22"/>
+                <w:szCs w:val="20"/>
+              </w:rPr>
+              <w:t xml:space="preserve">2.</w:t>
+            </w:r>
+            <w:r>
+              <w:rPr>
+                <w:rFonts w:ascii="Avenir Next" w:hAnsi="Avenir Next" w:cs="Avenir Next" w:eastAsia="Avenir Next"/>
+                <w:color w:val="1A1A1A"/>
                 <w:sz w:val="20"/>
                 <w:szCs w:val="20"/>
               </w:rPr>
-              <w:t xml:space="preserve">2.</w:t>
-            </w:r>
-            <w:r>
-              <w:rPr>
-                <w:rFonts w:ascii="Avenir Next" w:hAnsi="Avenir Next" w:cs="Avenir Next" w:eastAsia="Avenir Next"/>
-                <w:color w:val="1A1A1A"/>
-                <w:sz w:val="20"/>
-                <w:szCs w:val="20"/>
-              </w:rPr>
               <w:tab/>
             </w:r>
             <w:r>
@@ -3250,7 +3251,7 @@
                 <w:rFonts w:ascii="Avenir Next" w:hAnsi="Avenir Next" w:cs="Avenir Next" w:eastAsia="Avenir Next"/>
                 <w:b/>
                 <w:color w:val="1A1A1A"/>
-                <w:sz w:val="20"/>
+                <w:sz w:val="22"/>
                 <w:szCs w:val="20"/>
               </w:rPr>
               <w:t xml:space="preserve">Bike Rental.  </w:t>
@@ -3259,7 +3260,7 @@
               <w:rPr>
                 <w:rFonts w:ascii="Avenir Next" w:hAnsi="Avenir Next" w:cs="Avenir Next" w:eastAsia="Avenir Next"/>
                 <w:color w:val="1A1A1A"/>
-                <w:sz w:val="20"/>
+                <w:sz w:val="22"/>
                 <w:szCs w:val="20"/>
               </w:rPr>
               <w:t xml:space="preserve">A bike costs $5 plus $2 for each hour. Find the cost for 3 hours.</w:t>
@@ -3336,25 +3337,25 @@
                 <w:rFonts w:ascii="Avenir Next" w:hAnsi="Avenir Next" w:cs="Avenir Next" w:eastAsia="Avenir Next"/>
                 <w:b/>
                 <w:color w:val="1A1A1A"/>
+                <w:sz w:val="22"/>
+                <w:szCs w:val="18"/>
+              </w:rPr>
+              <w:t xml:space="preserve">Answer</w:t>
+            </w:r>
+            <w:r>
+              <w:rPr>
+                <w:rFonts w:ascii="Avenir Next" w:hAnsi="Avenir Next" w:cs="Avenir Next" w:eastAsia="Avenir Next"/>
+                <w:color w:val="1A1A1A"/>
                 <w:sz w:val="18"/>
                 <w:szCs w:val="18"/>
               </w:rPr>
-              <w:t xml:space="preserve">Answer</w:t>
-            </w:r>
-            <w:r>
-              <w:rPr>
-                <w:rFonts w:ascii="Avenir Next" w:hAnsi="Avenir Next" w:cs="Avenir Next" w:eastAsia="Avenir Next"/>
-                <w:color w:val="1A1A1A"/>
-                <w:sz w:val="18"/>
-                <w:szCs w:val="18"/>
-              </w:rPr>
               <w:tab/>
             </w:r>
             <w:r>
               <w:rPr>
                 <w:rFonts w:ascii="Avenir Next" w:hAnsi="Avenir Next" w:cs="Avenir Next" w:eastAsia="Avenir Next"/>
                 <w:color w:val="1A1A1A"/>
-                <w:sz w:val="18"/>
+                <w:sz w:val="22"/>
                 <w:szCs w:val="18"/>
               </w:rPr>
               <w:t xml:space="preserve">  dollars</w:t>
@@ -3420,25 +3421,25 @@
                 <w:rFonts w:ascii="Avenir Next" w:hAnsi="Avenir Next" w:cs="Avenir Next" w:eastAsia="Avenir Next"/>
                 <w:b/>
                 <w:color w:val="1A1A1A"/>
+                <w:sz w:val="22"/>
+                <w:szCs w:val="20"/>
+              </w:rPr>
+              <w:t xml:space="preserve">3.</w:t>
+            </w:r>
+            <w:r>
+              <w:rPr>
+                <w:rFonts w:ascii="Avenir Next" w:hAnsi="Avenir Next" w:cs="Avenir Next" w:eastAsia="Avenir Next"/>
+                <w:color w:val="1A1A1A"/>
                 <w:sz w:val="20"/>
                 <w:szCs w:val="20"/>
               </w:rPr>
-              <w:t xml:space="preserve">3.</w:t>
-            </w:r>
-            <w:r>
-              <w:rPr>
-                <w:rFonts w:ascii="Avenir Next" w:hAnsi="Avenir Next" w:cs="Avenir Next" w:eastAsia="Avenir Next"/>
-                <w:color w:val="1A1A1A"/>
-                <w:sz w:val="20"/>
-                <w:szCs w:val="20"/>
-              </w:rPr>
               <w:tab/>
             </w:r>
             <w:r>
               <w:rPr>
                 <w:rFonts w:ascii="Avenir Next" w:hAnsi="Avenir Next" w:cs="Avenir Next" w:eastAsia="Avenir Next"/>
                 <w:color w:val="1A1A1A"/>
-                <w:sz w:val="20"/>
+                <w:sz w:val="22"/>
                 <w:szCs w:val="20"/>
               </w:rPr>
               <w:t xml:space="preserve">In a table of values, the independent variable goes in the —</w:t>
@@ -3494,25 +3495,25 @@
                       <w:rFonts w:ascii="Avenir Next" w:hAnsi="Avenir Next" w:cs="Avenir Next" w:eastAsia="Avenir Next"/>
                       <w:b/>
                       <w:color w:val="003A70"/>
+                      <w:sz w:val="22"/>
+                      <w:szCs w:val="19"/>
+                    </w:rPr>
+                    <w:t xml:space="preserve">A</w:t>
+                  </w:r>
+                  <w:r>
+                    <w:rPr>
+                      <w:rFonts w:ascii="Avenir Next" w:hAnsi="Avenir Next" w:cs="Avenir Next" w:eastAsia="Avenir Next"/>
+                      <w:color w:val="1A1A1A"/>
                       <w:sz w:val="19"/>
                       <w:szCs w:val="19"/>
                     </w:rPr>
-                    <w:t xml:space="preserve">A</w:t>
-                  </w:r>
-                  <w:r>
-                    <w:rPr>
-                      <w:rFonts w:ascii="Avenir Next" w:hAnsi="Avenir Next" w:cs="Avenir Next" w:eastAsia="Avenir Next"/>
-                      <w:color w:val="1A1A1A"/>
-                      <w:sz w:val="19"/>
-                      <w:szCs w:val="19"/>
-                    </w:rPr>
                     <w:tab/>
                   </w:r>
                   <w:r>
                     <w:rPr>
                       <w:rFonts w:ascii="Avenir Next" w:hAnsi="Avenir Next" w:cs="Avenir Next" w:eastAsia="Avenir Next"/>
                       <w:color w:val="1A1A1A"/>
-                      <w:sz w:val="19"/>
+                      <w:sz w:val="22"/>
                       <w:szCs w:val="19"/>
                     </w:rPr>
                     <w:t xml:space="preserve">first column</w:t>
@@ -3537,25 +3538,25 @@
                       <w:rFonts w:ascii="Avenir Next" w:hAnsi="Avenir Next" w:cs="Avenir Next" w:eastAsia="Avenir Next"/>
                       <w:b/>
                       <w:color w:val="003A70"/>
+                      <w:sz w:val="22"/>
+                      <w:szCs w:val="19"/>
+                    </w:rPr>
+                    <w:t xml:space="preserve">B</w:t>
+                  </w:r>
+                  <w:r>
+                    <w:rPr>
+                      <w:rFonts w:ascii="Avenir Next" w:hAnsi="Avenir Next" w:cs="Avenir Next" w:eastAsia="Avenir Next"/>
+                      <w:color w:val="1A1A1A"/>
                       <w:sz w:val="19"/>
                       <w:szCs w:val="19"/>
                     </w:rPr>
-                    <w:t xml:space="preserve">B</w:t>
-                  </w:r>
-                  <w:r>
-                    <w:rPr>
-                      <w:rFonts w:ascii="Avenir Next" w:hAnsi="Avenir Next" w:cs="Avenir Next" w:eastAsia="Avenir Next"/>
-                      <w:color w:val="1A1A1A"/>
-                      <w:sz w:val="19"/>
-                      <w:szCs w:val="19"/>
-                    </w:rPr>
                     <w:tab/>
                   </w:r>
                   <w:r>
                     <w:rPr>
                       <w:rFonts w:ascii="Avenir Next" w:hAnsi="Avenir Next" w:cs="Avenir Next" w:eastAsia="Avenir Next"/>
                       <w:color w:val="1A1A1A"/>
-                      <w:sz w:val="19"/>
+                      <w:sz w:val="22"/>
                       <w:szCs w:val="19"/>
                     </w:rPr>
                     <w:t xml:space="preserve">second column</w:t>
@@ -3580,25 +3581,25 @@
                       <w:rFonts w:ascii="Avenir Next" w:hAnsi="Avenir Next" w:cs="Avenir Next" w:eastAsia="Avenir Next"/>
                       <w:b/>
                       <w:color w:val="003A70"/>
+                      <w:sz w:val="22"/>
+                      <w:szCs w:val="19"/>
+                    </w:rPr>
+                    <w:t xml:space="preserve">C</w:t>
+                  </w:r>
+                  <w:r>
+                    <w:rPr>
+                      <w:rFonts w:ascii="Avenir Next" w:hAnsi="Avenir Next" w:cs="Avenir Next" w:eastAsia="Avenir Next"/>
+                      <w:color w:val="1A1A1A"/>
                       <w:sz w:val="19"/>
                       <w:szCs w:val="19"/>
                     </w:rPr>
-                    <w:t xml:space="preserve">C</w:t>
-                  </w:r>
-                  <w:r>
-                    <w:rPr>
-                      <w:rFonts w:ascii="Avenir Next" w:hAnsi="Avenir Next" w:cs="Avenir Next" w:eastAsia="Avenir Next"/>
-                      <w:color w:val="1A1A1A"/>
-                      <w:sz w:val="19"/>
-                      <w:szCs w:val="19"/>
-                    </w:rPr>
                     <w:tab/>
                   </w:r>
                   <w:r>
                     <w:rPr>
                       <w:rFonts w:ascii="Avenir Next" w:hAnsi="Avenir Next" w:cs="Avenir Next" w:eastAsia="Avenir Next"/>
                       <w:color w:val="1A1A1A"/>
-                      <w:sz w:val="19"/>
+                      <w:sz w:val="22"/>
                       <w:szCs w:val="19"/>
                     </w:rPr>
                     <w:t xml:space="preserve">last row</w:t>
@@ -3623,25 +3624,25 @@
                       <w:rFonts w:ascii="Avenir Next" w:hAnsi="Avenir Next" w:cs="Avenir Next" w:eastAsia="Avenir Next"/>
                       <w:b/>
                       <w:color w:val="003A70"/>
+                      <w:sz w:val="22"/>
+                      <w:szCs w:val="19"/>
+                    </w:rPr>
+                    <w:t xml:space="preserve">D</w:t>
+                  </w:r>
+                  <w:r>
+                    <w:rPr>
+                      <w:rFonts w:ascii="Avenir Next" w:hAnsi="Avenir Next" w:cs="Avenir Next" w:eastAsia="Avenir Next"/>
+                      <w:color w:val="1A1A1A"/>
                       <w:sz w:val="19"/>
                       <w:szCs w:val="19"/>
                     </w:rPr>
-                    <w:t xml:space="preserve">D</w:t>
-                  </w:r>
-                  <w:r>
-                    <w:rPr>
-                      <w:rFonts w:ascii="Avenir Next" w:hAnsi="Avenir Next" w:cs="Avenir Next" w:eastAsia="Avenir Next"/>
-                      <w:color w:val="1A1A1A"/>
-                      <w:sz w:val="19"/>
-                      <w:szCs w:val="19"/>
-                    </w:rPr>
                     <w:tab/>
                   </w:r>
                   <w:r>
                     <w:rPr>
                       <w:rFonts w:ascii="Avenir Next" w:hAnsi="Avenir Next" w:cs="Avenir Next" w:eastAsia="Avenir Next"/>
                       <w:color w:val="1A1A1A"/>
-                      <w:sz w:val="19"/>
+                      <w:sz w:val="22"/>
                       <w:szCs w:val="19"/>
                     </w:rPr>
                     <w:t xml:space="preserve">title</w:t>
@@ -3691,7 +3692,7 @@
         <w:rPr>
           <w:rFonts w:ascii="Avenir Next" w:hAnsi="Avenir Next" w:cs="Avenir Next" w:eastAsia="Avenir Next"/>
           <w:color w:val="1A1A1A"/>
-          <w:sz w:val="17"/>
+          <w:sz w:val="22"/>
           <w:szCs w:val="17"/>
         </w:rPr>
         <w:t xml:space="preserve">  I got it</w:t>
@@ -3709,7 +3710,7 @@
         <w:rPr>
           <w:rFonts w:ascii="Avenir Next" w:hAnsi="Avenir Next" w:cs="Avenir Next" w:eastAsia="Avenir Next"/>
           <w:color w:val="1A1A1A"/>
-          <w:sz w:val="17"/>
+          <w:sz w:val="22"/>
           <w:szCs w:val="17"/>
         </w:rPr>
         <w:t xml:space="preserve">  Almost</w:t>
@@ -3727,7 +3728,7 @@
         <w:rPr>
           <w:rFonts w:ascii="Avenir Next" w:hAnsi="Avenir Next" w:cs="Avenir Next" w:eastAsia="Avenir Next"/>
           <w:color w:val="1A1A1A"/>
-          <w:sz w:val="17"/>
+          <w:sz w:val="22"/>
           <w:szCs w:val="17"/>
         </w:rPr>
         <w:t xml:space="preserve">  I need help</w:t>
@@ -3821,7 +3822,106 @@
               <w:sz w:val="15"/>
               <w:szCs w:val="15"/>
             </w:rPr>
-            <w:t xml:space="preserve">Lesson 9-1  ·  Exit Tickets  ·  two per page</w:t>
+            <w:t xml:space="preserve">9-1 · Page </w:t>
+          </w:r>
+          <w:r>
+            <w:rPr>
+              <w:rFonts w:ascii="Avenir Next" w:hAnsi="Avenir Next" w:cs="Avenir Next" w:eastAsia="Avenir Next"/>
+              <w:color w:val="5A5F66"/>
+              <w:sz w:val="15"/>
+              <w:szCs w:val="15"/>
+            </w:rPr>
+            <w:fldChar w:fldCharType="begin"/>
+          </w:r>
+          <w:r>
+            <w:rPr>
+              <w:rFonts w:ascii="Avenir Next" w:hAnsi="Avenir Next" w:cs="Avenir Next" w:eastAsia="Avenir Next"/>
+              <w:color w:val="5A5F66"/>
+              <w:sz w:val="15"/>
+              <w:szCs w:val="15"/>
+            </w:rPr>
+            <w:instrText xml:space="preserve"> PAGE </w:instrText>
+          </w:r>
+          <w:r>
+            <w:rPr>
+              <w:rFonts w:ascii="Avenir Next" w:hAnsi="Avenir Next" w:cs="Avenir Next" w:eastAsia="Avenir Next"/>
+              <w:color w:val="5A5F66"/>
+              <w:sz w:val="15"/>
+              <w:szCs w:val="15"/>
+            </w:rPr>
+            <w:fldChar w:fldCharType="separate"/>
+          </w:r>
+          <w:r>
+            <w:rPr>
+              <w:rFonts w:ascii="Avenir Next" w:hAnsi="Avenir Next" w:cs="Avenir Next" w:eastAsia="Avenir Next"/>
+              <w:color w:val="5A5F66"/>
+              <w:sz w:val="15"/>
+              <w:szCs w:val="15"/>
+            </w:rPr>
+            <w:t xml:space="preserve">1</w:t>
+          </w:r>
+          <w:r>
+            <w:rPr>
+              <w:rFonts w:ascii="Avenir Next" w:hAnsi="Avenir Next" w:cs="Avenir Next" w:eastAsia="Avenir Next"/>
+              <w:color w:val="5A5F66"/>
+              <w:sz w:val="15"/>
+              <w:szCs w:val="15"/>
+            </w:rPr>
+            <w:fldChar w:fldCharType="end"/>
+          </w:r>
+          <w:r>
+            <w:rPr>
+              <w:rFonts w:ascii="Avenir Next" w:hAnsi="Avenir Next" w:cs="Avenir Next" w:eastAsia="Avenir Next"/>
+              <w:color w:val="5A5F66"/>
+              <w:sz w:val="15"/>
+              <w:szCs w:val="15"/>
+            </w:rPr>
+            <w:t xml:space="preserve"> of </w:t>
+          </w:r>
+          <w:r>
+            <w:rPr>
+              <w:rFonts w:ascii="Avenir Next" w:hAnsi="Avenir Next" w:cs="Avenir Next" w:eastAsia="Avenir Next"/>
+              <w:color w:val="5A5F66"/>
+              <w:sz w:val="15"/>
+              <w:szCs w:val="15"/>
+            </w:rPr>
+            <w:fldChar w:fldCharType="begin"/>
+          </w:r>
+          <w:r>
+            <w:rPr>
+              <w:rFonts w:ascii="Avenir Next" w:hAnsi="Avenir Next" w:cs="Avenir Next" w:eastAsia="Avenir Next"/>
+              <w:color w:val="5A5F66"/>
+              <w:sz w:val="15"/>
+              <w:szCs w:val="15"/>
+            </w:rPr>
+            <w:instrText xml:space="preserve"> NUMPAGES </w:instrText>
+          </w:r>
+          <w:r>
+            <w:rPr>
+              <w:rFonts w:ascii="Avenir Next" w:hAnsi="Avenir Next" w:cs="Avenir Next" w:eastAsia="Avenir Next"/>
+              <w:color w:val="5A5F66"/>
+              <w:sz w:val="15"/>
+              <w:szCs w:val="15"/>
+            </w:rPr>
+            <w:fldChar w:fldCharType="separate"/>
+          </w:r>
+          <w:r>
+            <w:rPr>
+              <w:rFonts w:ascii="Avenir Next" w:hAnsi="Avenir Next" w:cs="Avenir Next" w:eastAsia="Avenir Next"/>
+              <w:color w:val="5A5F66"/>
+              <w:sz w:val="15"/>
+              <w:szCs w:val="15"/>
+            </w:rPr>
+            <w:t xml:space="preserve">1</w:t>
+          </w:r>
+          <w:r>
+            <w:rPr>
+              <w:rFonts w:ascii="Avenir Next" w:hAnsi="Avenir Next" w:cs="Avenir Next" w:eastAsia="Avenir Next"/>
+              <w:color w:val="5A5F66"/>
+              <w:sz w:val="15"/>
+              <w:szCs w:val="15"/>
+            </w:rPr>
+            <w:fldChar w:fldCharType="end"/>
           </w:r>
         </w:p>
       </w:tc>
@@ -3864,5 +3964,23 @@
       </w:tblCellMar>
     </w:tblPr>
   </w:style>
+  <w:style w:type="paragraph" w:styleId="Heading1">
+    <w:name w:val="heading 1"/>
+    <w:basedOn w:val="Normal"/>
+    <w:pPr>
+      <w:outlineLvl w:val="0"/>
+      <w:keepNext w:val="0"/>
+      <w:keepLines w:val="0"/>
+    </w:pPr>
+  </w:style>
+  <w:style w:type="paragraph" w:styleId="Heading2">
+    <w:name w:val="heading 2"/>
+    <w:basedOn w:val="Normal"/>
+    <w:pPr>
+      <w:outlineLvl w:val="1"/>
+      <w:keepNext w:val="0"/>
+      <w:keepLines w:val="0"/>
+    </w:pPr>
+  </w:style>
 </w:styles>
 </file>